--- a/Chronic Code/P-Values for Logistic Regression.docx
+++ b/Chronic Code/P-Values for Logistic Regression.docx
@@ -987,7 +987,7 @@
           <w:szCs w:val="20"/>
         </w:rPr>
         <w:pict w14:anchorId="110803C6">
-          <v:rect id="_x0000_i1031" style="width:663pt;height:1.5pt" o:hrpct="0" o:hralign="center" o:hrstd="t" o:hr="t" fillcolor="#a0a0a0" stroked="f"/>
+          <v:rect id="_x0000_i1025" style="width:663pt;height:1.5pt" o:hrpct="0" o:hralign="center" o:hrstd="t" o:hr="t" fillcolor="#a0a0a0" stroked="f"/>
         </w:pict>
       </w:r>
     </w:p>
@@ -2744,6 +2744,7 @@
   <w:style w:type="character" w:default="1" w:styleId="DefaultParagraphFont">
     <w:name w:val="Default Paragraph Font"/>
     <w:uiPriority w:val="1"/>
+    <w:semiHidden/>
     <w:unhideWhenUsed/>
   </w:style>
   <w:style w:type="table" w:default="1" w:styleId="TableNormal">
